--- a/Foreigh Language/Клименко К.В. тезис.docx
+++ b/Foreigh Language/Клименко К.В. тезис.docx
@@ -30,7 +30,7 @@
           <w:bCs/>
           <w:lang w:val="en-US"/>
         </w:rPr>
-        <w:t>DETERMINATION</w:t>
+        <w:t>DETECTION</w:t>
       </w:r>
       <w:r>
         <w:rPr>
